--- a/docs/wip/Navigation_Structure_Content_Rules.docx
+++ b/docs/wip/Navigation_Structure_Content_Rules.docx
@@ -37,7 +37,7 @@
             </w:pPr>
             <w:r>
               <w:rPr>
-                <w:rFonts w:ascii="DM Mono" w:cs="DM Mono" w:eastAsia="DM Mono" w:hAnsi="DM Mono"/>
+                <w:rFonts w:ascii="Consolas" w:cs="Consolas" w:eastAsia="Consolas" w:hAnsi="Consolas"/>
                 <w:b w:val="false"/>
                 <w:bCs w:val="false"/>
                 <w:i w:val="false"/>
@@ -56,7 +56,7 @@
             </w:pPr>
             <w:r>
               <w:rPr>
-                <w:rFonts w:ascii="Playfair Display" w:cs="Playfair Display" w:eastAsia="Playfair Display" w:hAnsi="Playfair Display"/>
+                <w:rFonts w:ascii="Georgia" w:cs="Georgia" w:eastAsia="Georgia" w:hAnsi="Georgia"/>
                 <w:b/>
                 <w:bCs/>
                 <w:i w:val="false"/>
@@ -75,7 +75,7 @@
             </w:pPr>
             <w:r>
               <w:rPr>
-                <w:rFonts w:ascii="Playfair Display" w:cs="Playfair Display" w:eastAsia="Playfair Display" w:hAnsi="Playfair Display"/>
+                <w:rFonts w:ascii="Georgia" w:cs="Georgia" w:eastAsia="Georgia" w:hAnsi="Georgia"/>
                 <w:b/>
                 <w:bCs/>
                 <w:i/>
@@ -94,7 +94,7 @@
             </w:pPr>
             <w:r>
               <w:rPr>
-                <w:rFonts w:ascii="DM Sans" w:cs="DM Sans" w:eastAsia="DM Sans" w:hAnsi="DM Sans"/>
+                <w:rFonts w:ascii="Segoe UI" w:cs="Segoe UI" w:eastAsia="Segoe UI" w:hAnsi="Segoe UI"/>
                 <w:b w:val="false"/>
                 <w:bCs w:val="false"/>
                 <w:i/>
@@ -153,7 +153,7 @@
             </w:pPr>
             <w:r>
               <w:rPr>
-                <w:rFonts w:ascii="DM Sans" w:cs="DM Sans" w:eastAsia="DM Sans" w:hAnsi="DM Sans"/>
+                <w:rFonts w:ascii="Segoe UI" w:cs="Segoe UI" w:eastAsia="Segoe UI" w:hAnsi="Segoe UI"/>
                 <w:b w:val="false"/>
                 <w:bCs w:val="false"/>
                 <w:i/>
@@ -174,7 +174,7 @@
       </w:pPr>
       <w:r>
         <w:rPr>
-          <w:rFonts w:ascii="DM Sans" w:cs="DM Sans" w:eastAsia="DM Sans" w:hAnsi="DM Sans"/>
+          <w:rFonts w:ascii="Segoe UI" w:cs="Segoe UI" w:eastAsia="Segoe UI" w:hAnsi="Segoe UI"/>
           <w:b w:val="false"/>
           <w:bCs w:val="false"/>
           <w:i w:val="false"/>
@@ -192,7 +192,7 @@
       </w:pPr>
       <w:r>
         <w:rPr>
-          <w:rFonts w:ascii="DM Mono" w:cs="DM Mono" w:eastAsia="DM Mono" w:hAnsi="DM Mono"/>
+          <w:rFonts w:ascii="Consolas" w:cs="Consolas" w:eastAsia="Consolas" w:hAnsi="Consolas"/>
           <w:b/>
           <w:bCs/>
           <w:color w:val="1B4F8A"/>
@@ -211,7 +211,7 @@
       </w:r>
       <w:r>
         <w:rPr>
-          <w:rFonts w:ascii="Playfair Display" w:cs="Playfair Display" w:eastAsia="Playfair Display" w:hAnsi="Playfair Display"/>
+          <w:rFonts w:ascii="Georgia" w:cs="Georgia" w:eastAsia="Georgia" w:hAnsi="Georgia"/>
           <w:b/>
           <w:bCs/>
           <w:color w:val="0D2D4F"/>
@@ -227,7 +227,7 @@
       </w:pPr>
       <w:r>
         <w:rPr>
-          <w:rFonts w:ascii="DM Sans" w:cs="DM Sans" w:eastAsia="DM Sans" w:hAnsi="DM Sans"/>
+          <w:rFonts w:ascii="Segoe UI" w:cs="Segoe UI" w:eastAsia="Segoe UI" w:hAnsi="Segoe UI"/>
           <w:b w:val="false"/>
           <w:bCs w:val="false"/>
           <w:i w:val="false"/>
@@ -245,7 +245,7 @@
       </w:pPr>
       <w:r>
         <w:rPr>
-          <w:rFonts w:ascii="DM Sans" w:cs="DM Sans" w:eastAsia="DM Sans" w:hAnsi="DM Sans"/>
+          <w:rFonts w:ascii="Segoe UI" w:cs="Segoe UI" w:eastAsia="Segoe UI" w:hAnsi="Segoe UI"/>
           <w:b/>
           <w:bCs/>
           <w:i w:val="false"/>
@@ -258,7 +258,7 @@
       </w:r>
       <w:r>
         <w:rPr>
-          <w:rFonts w:ascii="DM Sans" w:cs="DM Sans" w:eastAsia="DM Sans" w:hAnsi="DM Sans"/>
+          <w:rFonts w:ascii="Segoe UI" w:cs="Segoe UI" w:eastAsia="Segoe UI" w:hAnsi="Segoe UI"/>
           <w:b w:val="false"/>
           <w:bCs w:val="false"/>
           <w:i w:val="false"/>
@@ -276,7 +276,7 @@
       </w:pPr>
       <w:r>
         <w:rPr>
-          <w:rFonts w:ascii="DM Sans" w:cs="DM Sans" w:eastAsia="DM Sans" w:hAnsi="DM Sans"/>
+          <w:rFonts w:ascii="Segoe UI" w:cs="Segoe UI" w:eastAsia="Segoe UI" w:hAnsi="Segoe UI"/>
           <w:b w:val="false"/>
           <w:bCs w:val="false"/>
           <w:i/>
@@ -294,7 +294,7 @@
       </w:pPr>
       <w:r>
         <w:rPr>
-          <w:rFonts w:ascii="DM Mono" w:cs="DM Mono" w:eastAsia="DM Mono" w:hAnsi="DM Mono"/>
+          <w:rFonts w:ascii="Consolas" w:cs="Consolas" w:eastAsia="Consolas" w:hAnsi="Consolas"/>
           <w:b/>
           <w:bCs/>
           <w:color w:val="1B4F8A"/>
@@ -313,7 +313,7 @@
       </w:r>
       <w:r>
         <w:rPr>
-          <w:rFonts w:ascii="Playfair Display" w:cs="Playfair Display" w:eastAsia="Playfair Display" w:hAnsi="Playfair Display"/>
+          <w:rFonts w:ascii="Georgia" w:cs="Georgia" w:eastAsia="Georgia" w:hAnsi="Georgia"/>
           <w:b/>
           <w:bCs/>
           <w:color w:val="0D2D4F"/>
@@ -329,7 +329,7 @@
       </w:pPr>
       <w:r>
         <w:rPr>
-          <w:rFonts w:ascii="DM Sans" w:cs="DM Sans" w:eastAsia="DM Sans" w:hAnsi="DM Sans"/>
+          <w:rFonts w:ascii="Segoe UI" w:cs="Segoe UI" w:eastAsia="Segoe UI" w:hAnsi="Segoe UI"/>
           <w:b w:val="false"/>
           <w:bCs w:val="false"/>
           <w:i w:val="false"/>
@@ -347,7 +347,7 @@
       </w:pPr>
       <w:r>
         <w:rPr>
-          <w:rFonts w:ascii="DM Sans" w:cs="DM Sans" w:eastAsia="DM Sans" w:hAnsi="DM Sans"/>
+          <w:rFonts w:ascii="Segoe UI" w:cs="Segoe UI" w:eastAsia="Segoe UI" w:hAnsi="Segoe UI"/>
           <w:b/>
           <w:bCs/>
           <w:i w:val="false"/>
@@ -360,7 +360,7 @@
       </w:r>
       <w:r>
         <w:rPr>
-          <w:rFonts w:ascii="DM Sans" w:cs="DM Sans" w:eastAsia="DM Sans" w:hAnsi="DM Sans"/>
+          <w:rFonts w:ascii="Segoe UI" w:cs="Segoe UI" w:eastAsia="Segoe UI" w:hAnsi="Segoe UI"/>
           <w:b w:val="false"/>
           <w:bCs w:val="false"/>
           <w:i w:val="false"/>
@@ -378,7 +378,7 @@
       </w:pPr>
       <w:r>
         <w:rPr>
-          <w:rFonts w:ascii="DM Sans" w:cs="DM Sans" w:eastAsia="DM Sans" w:hAnsi="DM Sans"/>
+          <w:rFonts w:ascii="Segoe UI" w:cs="Segoe UI" w:eastAsia="Segoe UI" w:hAnsi="Segoe UI"/>
           <w:b w:val="false"/>
           <w:bCs w:val="false"/>
           <w:i/>
@@ -396,7 +396,7 @@
       </w:pPr>
       <w:r>
         <w:rPr>
-          <w:rFonts w:ascii="DM Mono" w:cs="DM Mono" w:eastAsia="DM Mono" w:hAnsi="DM Mono"/>
+          <w:rFonts w:ascii="Consolas" w:cs="Consolas" w:eastAsia="Consolas" w:hAnsi="Consolas"/>
           <w:b/>
           <w:bCs/>
           <w:color w:val="1B4F8A"/>
@@ -415,7 +415,7 @@
       </w:r>
       <w:r>
         <w:rPr>
-          <w:rFonts w:ascii="Playfair Display" w:cs="Playfair Display" w:eastAsia="Playfair Display" w:hAnsi="Playfair Display"/>
+          <w:rFonts w:ascii="Georgia" w:cs="Georgia" w:eastAsia="Georgia" w:hAnsi="Georgia"/>
           <w:b/>
           <w:bCs/>
           <w:color w:val="0D2D4F"/>
@@ -431,7 +431,7 @@
       </w:pPr>
       <w:r>
         <w:rPr>
-          <w:rFonts w:ascii="DM Sans" w:cs="DM Sans" w:eastAsia="DM Sans" w:hAnsi="DM Sans"/>
+          <w:rFonts w:ascii="Segoe UI" w:cs="Segoe UI" w:eastAsia="Segoe UI" w:hAnsi="Segoe UI"/>
           <w:b w:val="false"/>
           <w:bCs w:val="false"/>
           <w:i w:val="false"/>
@@ -449,7 +449,7 @@
       </w:pPr>
       <w:r>
         <w:rPr>
-          <w:rFonts w:ascii="DM Sans" w:cs="DM Sans" w:eastAsia="DM Sans" w:hAnsi="DM Sans"/>
+          <w:rFonts w:ascii="Segoe UI" w:cs="Segoe UI" w:eastAsia="Segoe UI" w:hAnsi="Segoe UI"/>
           <w:b/>
           <w:bCs/>
           <w:i w:val="false"/>
@@ -462,7 +462,7 @@
       </w:r>
       <w:r>
         <w:rPr>
-          <w:rFonts w:ascii="DM Sans" w:cs="DM Sans" w:eastAsia="DM Sans" w:hAnsi="DM Sans"/>
+          <w:rFonts w:ascii="Segoe UI" w:cs="Segoe UI" w:eastAsia="Segoe UI" w:hAnsi="Segoe UI"/>
           <w:b w:val="false"/>
           <w:bCs w:val="false"/>
           <w:i w:val="false"/>
@@ -480,7 +480,7 @@
       </w:pPr>
       <w:r>
         <w:rPr>
-          <w:rFonts w:ascii="DM Sans" w:cs="DM Sans" w:eastAsia="DM Sans" w:hAnsi="DM Sans"/>
+          <w:rFonts w:ascii="Segoe UI" w:cs="Segoe UI" w:eastAsia="Segoe UI" w:hAnsi="Segoe UI"/>
           <w:b w:val="false"/>
           <w:bCs w:val="false"/>
           <w:i/>
@@ -506,7 +506,7 @@
       </w:pPr>
       <w:r>
         <w:rPr>
-          <w:rFonts w:ascii="DM Sans" w:cs="DM Sans" w:eastAsia="DM Sans" w:hAnsi="DM Sans"/>
+          <w:rFonts w:ascii="Segoe UI" w:cs="Segoe UI" w:eastAsia="Segoe UI" w:hAnsi="Segoe UI"/>
           <w:b w:val="false"/>
           <w:bCs w:val="false"/>
           <w:i w:val="false"/>
@@ -581,7 +581,7 @@
     </w:pPr>
     <w:r>
       <w:rPr>
-        <w:rFonts w:ascii="DM Sans" w:cs="DM Sans" w:eastAsia="DM Sans" w:hAnsi="DM Sans"/>
+        <w:rFonts w:ascii="Segoe UI" w:cs="Segoe UI" w:eastAsia="Segoe UI" w:hAnsi="Segoe UI"/>
         <w:b w:val="false"/>
         <w:bCs w:val="false"/>
         <w:i w:val="false"/>
@@ -733,7 +733,7 @@
   <w:docDefaults>
     <w:rPrDefault>
       <w:rPr>
-        <w:rFonts w:ascii="DM Sans" w:cs="DM Sans" w:eastAsia="DM Sans" w:hAnsi="DM Sans"/>
+        <w:rFonts w:ascii="Segoe UI" w:cs="Segoe UI" w:eastAsia="Segoe UI" w:hAnsi="Segoe UI"/>
         <w:color w:val="444444"/>
         <w:sz w:val="20"/>
         <w:szCs w:val="20"/>

--- a/docs/wip/Navigation_Structure_Content_Rules.docx
+++ b/docs/wip/Navigation_Structure_Content_Rules.docx
@@ -170,6 +170,11 @@
     </w:tbl>
     <w:p>
       <w:pPr>
+        <w:spacing w:after="160"/>
+      </w:pPr>
+    </w:p>
+    <w:p>
+      <w:pPr>
         <w:spacing w:after="100" w:before="0"/>
       </w:pPr>
       <w:r>
